--- a/examples/Lettre-de-mission.docx
+++ b/examples/Lettre-de-mission.docx
@@ -6,7 +6,7 @@
       <w:r>
         <w:rPr>
           <w:b/>
-          <w:color w:val="F39C12"/>
+          <w:color w:val="2E5A4B"/>
           <w:sz w:val="20"/>
         </w:rPr>
         <w:t>PROPOSITION D'ACCOMPAGNEMENT ESG</w:t>
@@ -19,7 +19,7 @@
       <w:r>
         <w:rPr>
           <w:b/>
-          <w:color w:val="1B3A6B"/>
+          <w:color w:val="1F3D33"/>
           <w:sz w:val="44"/>
         </w:rPr>
         <w:t>Lettre de mission ESG — Acme Industries</w:t>
@@ -38,7 +38,7 @@
       <w:pPr>
         <w:spacing w:before="0" w:after="160"/>
         <w:pBdr>
-          <w:bottom w:val="single" w:sz="4" w:space="1" w:color="F39C12"/>
+          <w:bottom w:val="single" w:sz="4" w:space="1" w:color="2E5A4B"/>
         </w:pBdr>
       </w:pPr>
     </w:p>
@@ -49,7 +49,7 @@
       <w:r>
         <w:rPr>
           <w:b/>
-          <w:color w:val="1B3A6B"/>
+          <w:color w:val="1F3D33"/>
           <w:sz w:val="28"/>
         </w:rPr>
         <w:t>1. Contexte et pré-diagnostic</w:t>
@@ -75,7 +75,7 @@
         <w:tc>
           <w:tcPr>
             <w:tcW w:type="dxa" w:w="3135"/>
-            <w:shd w:val="clear" w:fill="1B3A6B"/>
+            <w:shd w:val="clear" w:fill="1F3D33"/>
           </w:tcPr>
           <w:p>
             <w:r>
@@ -91,7 +91,7 @@
         <w:tc>
           <w:tcPr>
             <w:tcW w:type="dxa" w:w="3135"/>
-            <w:shd w:val="clear" w:fill="1B3A6B"/>
+            <w:shd w:val="clear" w:fill="1F3D33"/>
           </w:tcPr>
           <w:p>
             <w:r>
@@ -107,7 +107,7 @@
         <w:tc>
           <w:tcPr>
             <w:tcW w:type="dxa" w:w="3135"/>
-            <w:shd w:val="clear" w:fill="1B3A6B"/>
+            <w:shd w:val="clear" w:fill="1F3D33"/>
           </w:tcPr>
           <w:p>
             <w:r>
@@ -216,7 +216,7 @@
       <w:r>
         <w:rPr>
           <w:b/>
-          <w:color w:val="1B3A6B"/>
+          <w:color w:val="1F3D33"/>
           <w:sz w:val="28"/>
         </w:rPr>
         <w:t>2. Objectifs de la mission</w:t>
@@ -273,7 +273,7 @@
       <w:r>
         <w:rPr>
           <w:b/>
-          <w:color w:val="1B3A6B"/>
+          <w:color w:val="1F3D33"/>
           <w:sz w:val="28"/>
         </w:rPr>
         <w:t>3. Déroulé proposé</w:t>
@@ -283,7 +283,7 @@
       <w:r>
         <w:rPr>
           <w:b/>
-          <w:color w:val="2E86C1"/>
+          <w:color w:val="5F6B64"/>
           <w:sz w:val="22"/>
         </w:rPr>
         <w:t>0-3 mois — Quick wins &amp; fondations</w:t>
@@ -304,7 +304,7 @@
       <w:r>
         <w:rPr>
           <w:b/>
-          <w:color w:val="2E86C1"/>
+          <w:color w:val="5F6B64"/>
           <w:sz w:val="22"/>
         </w:rPr>
         <w:t>3-6 mois — Structuration</w:t>
@@ -336,7 +336,7 @@
       <w:r>
         <w:rPr>
           <w:b/>
-          <w:color w:val="2E86C1"/>
+          <w:color w:val="5F6B64"/>
           <w:sz w:val="22"/>
         </w:rPr>
         <w:t>6-12 mois — Deploiement</w:t>
@@ -360,7 +360,7 @@
       <w:r>
         <w:rPr>
           <w:b/>
-          <w:color w:val="1B3A6B"/>
+          <w:color w:val="1F3D33"/>
           <w:sz w:val="28"/>
         </w:rPr>
         <w:t>4. Livrables</w:t>
@@ -417,7 +417,7 @@
       <w:r>
         <w:rPr>
           <w:b/>
-          <w:color w:val="1B3A6B"/>
+          <w:color w:val="1F3D33"/>
           <w:sz w:val="28"/>
         </w:rPr>
         <w:t>5. Prérequis — données à réunir</w:t>
@@ -435,7 +435,7 @@
       <w:r>
         <w:rPr>
           <w:b/>
-          <w:color w:val="1B3A6B"/>
+          <w:color w:val="1F3D33"/>
           <w:sz w:val="28"/>
         </w:rPr>
         <w:t>6. Conditions</w:t>
@@ -443,7 +443,7 @@
     </w:p>
     <w:p>
       <w:pPr>
-        <w:shd w:val="clear" w:fill="EBF2FB"/>
+        <w:shd w:val="clear" w:fill="E6E6DC"/>
       </w:pPr>
       <w:r>
         <w:rPr>

--- a/examples/Lettre-de-mission.docx
+++ b/examples/Lettre-de-mission.docx
@@ -202,7 +202,7 @@
               <w:rPr>
                 <w:sz w:val="18"/>
               </w:rPr>
-              <w:t>45 % d'administrateurs indépendants</w:t>
+              <w:t>45 % d'administrateurs indépendants</w:t>
             </w:r>
           </w:p>
         </w:tc>
@@ -350,7 +350,7 @@
         <w:rPr>
           <w:sz w:val="20"/>
         </w:rPr>
-        <w:t>Augmenter la part d'énergie renouvelable à 50%</w:t>
+        <w:t>Augmenter la part d'énergie renouvelable à 50 %</w:t>
       </w:r>
     </w:p>
     <w:p>
@@ -528,6 +528,8 @@
       </w:tr>
     </w:tbl>
     <w:sectPr>
+      <w:headerReference w:type="default" r:id="rId9"/>
+      <w:footerReference w:type="default" r:id="rId10"/>
       <w:pgSz w:w="12240" w:h="15840"/>
       <w:pgMar w:top="1247" w:right="1417" w:bottom="1247" w:left="1417" w:header="720" w:footer="720" w:gutter="0"/>
       <w:cols w:space="720"/>
@@ -535,6 +537,26 @@
     </w:sectPr>
   </w:body>
 </w:document>
+</file>
+
+<file path=word/footer1.xml><?xml version="1.0" encoding="utf-8"?>
+<w:ftr xmlns:m="http://schemas.openxmlformats.org/officeDocument/2006/math" xmlns:mc="http://schemas.openxmlformats.org/markup-compatibility/2006" xmlns:mo="http://schemas.microsoft.com/office/mac/office/2008/main" xmlns:mv="urn:schemas-microsoft-com:mac:vml" xmlns:o="urn:schemas-microsoft-com:office:office" xmlns:r="http://schemas.openxmlformats.org/officeDocument/2006/relationships" xmlns:v="urn:schemas-microsoft-com:vml" xmlns:w10="urn:schemas-microsoft-com:office:word" xmlns:w14="http://schemas.microsoft.com/office/word/2010/wordml" xmlns:w="http://schemas.openxmlformats.org/wordprocessingml/2006/main" xmlns:wne="http://schemas.microsoft.com/office/word/2006/wordml" xmlns:wp14="http://schemas.microsoft.com/office/word/2010/wordprocessingDrawing" xmlns:wp="http://schemas.openxmlformats.org/drawingml/2006/wordprocessingDrawing" xmlns:wpc="http://schemas.microsoft.com/office/word/2010/wordprocessingCanvas" xmlns:wpg="http://schemas.microsoft.com/office/word/2010/wordprocessingGroup" xmlns:wpi="http://schemas.microsoft.com/office/word/2010/wordprocessingInk" xmlns:wps="http://schemas.microsoft.com/office/word/2010/wordprocessingShape" mc:Ignorable="w14 wp14">
+  <w:p>
+    <w:pPr>
+      <w:pStyle w:val="Footer"/>
+    </w:pPr>
+  </w:p>
+</w:ftr>
+</file>
+
+<file path=word/header1.xml><?xml version="1.0" encoding="utf-8"?>
+<w:hdr xmlns:m="http://schemas.openxmlformats.org/officeDocument/2006/math" xmlns:mc="http://schemas.openxmlformats.org/markup-compatibility/2006" xmlns:mo="http://schemas.microsoft.com/office/mac/office/2008/main" xmlns:mv="urn:schemas-microsoft-com:mac:vml" xmlns:o="urn:schemas-microsoft-com:office:office" xmlns:r="http://schemas.openxmlformats.org/officeDocument/2006/relationships" xmlns:v="urn:schemas-microsoft-com:vml" xmlns:w10="urn:schemas-microsoft-com:office:word" xmlns:w14="http://schemas.microsoft.com/office/word/2010/wordml" xmlns:w="http://schemas.openxmlformats.org/wordprocessingml/2006/main" xmlns:wne="http://schemas.microsoft.com/office/word/2006/wordml" xmlns:wp14="http://schemas.microsoft.com/office/word/2010/wordprocessingDrawing" xmlns:wp="http://schemas.openxmlformats.org/drawingml/2006/wordprocessingDrawing" xmlns:wpc="http://schemas.microsoft.com/office/word/2010/wordprocessingCanvas" xmlns:wpg="http://schemas.microsoft.com/office/word/2010/wordprocessingGroup" xmlns:wpi="http://schemas.microsoft.com/office/word/2010/wordprocessingInk" xmlns:wps="http://schemas.microsoft.com/office/word/2010/wordprocessingShape" mc:Ignorable="w14 wp14">
+  <w:p>
+    <w:pPr>
+      <w:pStyle w:val="Header"/>
+    </w:pPr>
+  </w:p>
+</w:hdr>
 </file>
 
 <file path=word/numbering.xml><?xml version="1.0" encoding="utf-8"?>

--- a/examples/Lettre-de-mission.docx
+++ b/examples/Lettre-de-mission.docx
@@ -6,7 +6,7 @@
       <w:r>
         <w:rPr>
           <w:b/>
-          <w:color w:val="F39C12"/>
+          <w:color w:val="2E5A4B"/>
           <w:sz w:val="20"/>
         </w:rPr>
         <w:t>PROPOSITION D'ACCOMPAGNEMENT ESG</w:t>
@@ -19,7 +19,7 @@
       <w:r>
         <w:rPr>
           <w:b/>
-          <w:color w:val="1B3A6B"/>
+          <w:color w:val="1F3D33"/>
           <w:sz w:val="44"/>
         </w:rPr>
         <w:t>Lettre de mission ESG — Acme Industries</w:t>
@@ -38,7 +38,7 @@
       <w:pPr>
         <w:spacing w:before="0" w:after="160"/>
         <w:pBdr>
-          <w:bottom w:val="single" w:sz="4" w:space="1" w:color="F39C12"/>
+          <w:bottom w:val="single" w:sz="4" w:space="1" w:color="2E5A4B"/>
         </w:pBdr>
       </w:pPr>
     </w:p>
@@ -49,7 +49,7 @@
       <w:r>
         <w:rPr>
           <w:b/>
-          <w:color w:val="1B3A6B"/>
+          <w:color w:val="1F3D33"/>
           <w:sz w:val="28"/>
         </w:rPr>
         <w:t>1. Contexte et pré-diagnostic</w:t>
@@ -75,7 +75,7 @@
         <w:tc>
           <w:tcPr>
             <w:tcW w:type="dxa" w:w="3135"/>
-            <w:shd w:val="clear" w:fill="1B3A6B"/>
+            <w:shd w:val="clear" w:fill="1F3D33"/>
           </w:tcPr>
           <w:p>
             <w:r>
@@ -91,7 +91,7 @@
         <w:tc>
           <w:tcPr>
             <w:tcW w:type="dxa" w:w="3135"/>
-            <w:shd w:val="clear" w:fill="1B3A6B"/>
+            <w:shd w:val="clear" w:fill="1F3D33"/>
           </w:tcPr>
           <w:p>
             <w:r>
@@ -107,7 +107,7 @@
         <w:tc>
           <w:tcPr>
             <w:tcW w:type="dxa" w:w="3135"/>
-            <w:shd w:val="clear" w:fill="1B3A6B"/>
+            <w:shd w:val="clear" w:fill="1F3D33"/>
           </w:tcPr>
           <w:p>
             <w:r>
@@ -202,7 +202,7 @@
               <w:rPr>
                 <w:sz w:val="18"/>
               </w:rPr>
-              <w:t>45 % d'administrateurs indépendants</w:t>
+              <w:t>45 % d'administrateurs indépendants</w:t>
             </w:r>
           </w:p>
         </w:tc>
@@ -216,7 +216,7 @@
       <w:r>
         <w:rPr>
           <w:b/>
-          <w:color w:val="1B3A6B"/>
+          <w:color w:val="1F3D33"/>
           <w:sz w:val="28"/>
         </w:rPr>
         <w:t>2. Objectifs de la mission</w:t>
@@ -273,7 +273,7 @@
       <w:r>
         <w:rPr>
           <w:b/>
-          <w:color w:val="1B3A6B"/>
+          <w:color w:val="1F3D33"/>
           <w:sz w:val="28"/>
         </w:rPr>
         <w:t>3. Déroulé proposé</w:t>
@@ -283,7 +283,7 @@
       <w:r>
         <w:rPr>
           <w:b/>
-          <w:color w:val="2E86C1"/>
+          <w:color w:val="5F6B64"/>
           <w:sz w:val="22"/>
         </w:rPr>
         <w:t>0-3 mois — Quick wins &amp; fondations</w:t>
@@ -304,7 +304,7 @@
       <w:r>
         <w:rPr>
           <w:b/>
-          <w:color w:val="2E86C1"/>
+          <w:color w:val="5F6B64"/>
           <w:sz w:val="22"/>
         </w:rPr>
         <w:t>3-6 mois — Structuration</w:t>
@@ -336,7 +336,7 @@
       <w:r>
         <w:rPr>
           <w:b/>
-          <w:color w:val="2E86C1"/>
+          <w:color w:val="5F6B64"/>
           <w:sz w:val="22"/>
         </w:rPr>
         <w:t>6-12 mois — Deploiement</w:t>
@@ -350,7 +350,7 @@
         <w:rPr>
           <w:sz w:val="20"/>
         </w:rPr>
-        <w:t>Augmenter la part d'énergie renouvelable à 50%</w:t>
+        <w:t>Augmenter la part d'énergie renouvelable à 50 %</w:t>
       </w:r>
     </w:p>
     <w:p>
@@ -360,7 +360,7 @@
       <w:r>
         <w:rPr>
           <w:b/>
-          <w:color w:val="1B3A6B"/>
+          <w:color w:val="1F3D33"/>
           <w:sz w:val="28"/>
         </w:rPr>
         <w:t>4. Livrables</w:t>
@@ -417,7 +417,7 @@
       <w:r>
         <w:rPr>
           <w:b/>
-          <w:color w:val="1B3A6B"/>
+          <w:color w:val="1F3D33"/>
           <w:sz w:val="28"/>
         </w:rPr>
         <w:t>5. Prérequis — données à réunir</w:t>
@@ -435,7 +435,7 @@
       <w:r>
         <w:rPr>
           <w:b/>
-          <w:color w:val="1B3A6B"/>
+          <w:color w:val="1F3D33"/>
           <w:sz w:val="28"/>
         </w:rPr>
         <w:t>6. Conditions</w:t>
@@ -443,7 +443,7 @@
     </w:p>
     <w:p>
       <w:pPr>
-        <w:shd w:val="clear" w:fill="EBF2FB"/>
+        <w:shd w:val="clear" w:fill="E6E6DC"/>
       </w:pPr>
       <w:r>
         <w:rPr>
@@ -528,6 +528,8 @@
       </w:tr>
     </w:tbl>
     <w:sectPr>
+      <w:headerReference w:type="default" r:id="rId9"/>
+      <w:footerReference w:type="default" r:id="rId10"/>
       <w:pgSz w:w="12240" w:h="15840"/>
       <w:pgMar w:top="1247" w:right="1417" w:bottom="1247" w:left="1417" w:header="720" w:footer="720" w:gutter="0"/>
       <w:cols w:space="720"/>
@@ -535,6 +537,26 @@
     </w:sectPr>
   </w:body>
 </w:document>
+</file>
+
+<file path=word/footer1.xml><?xml version="1.0" encoding="utf-8"?>
+<w:ftr xmlns:m="http://schemas.openxmlformats.org/officeDocument/2006/math" xmlns:mc="http://schemas.openxmlformats.org/markup-compatibility/2006" xmlns:mo="http://schemas.microsoft.com/office/mac/office/2008/main" xmlns:mv="urn:schemas-microsoft-com:mac:vml" xmlns:o="urn:schemas-microsoft-com:office:office" xmlns:r="http://schemas.openxmlformats.org/officeDocument/2006/relationships" xmlns:v="urn:schemas-microsoft-com:vml" xmlns:w10="urn:schemas-microsoft-com:office:word" xmlns:w14="http://schemas.microsoft.com/office/word/2010/wordml" xmlns:w="http://schemas.openxmlformats.org/wordprocessingml/2006/main" xmlns:wne="http://schemas.microsoft.com/office/word/2006/wordml" xmlns:wp14="http://schemas.microsoft.com/office/word/2010/wordprocessingDrawing" xmlns:wp="http://schemas.openxmlformats.org/drawingml/2006/wordprocessingDrawing" xmlns:wpc="http://schemas.microsoft.com/office/word/2010/wordprocessingCanvas" xmlns:wpg="http://schemas.microsoft.com/office/word/2010/wordprocessingGroup" xmlns:wpi="http://schemas.microsoft.com/office/word/2010/wordprocessingInk" xmlns:wps="http://schemas.microsoft.com/office/word/2010/wordprocessingShape" mc:Ignorable="w14 wp14">
+  <w:p>
+    <w:pPr>
+      <w:pStyle w:val="Footer"/>
+    </w:pPr>
+  </w:p>
+</w:ftr>
+</file>
+
+<file path=word/header1.xml><?xml version="1.0" encoding="utf-8"?>
+<w:hdr xmlns:m="http://schemas.openxmlformats.org/officeDocument/2006/math" xmlns:mc="http://schemas.openxmlformats.org/markup-compatibility/2006" xmlns:mo="http://schemas.microsoft.com/office/mac/office/2008/main" xmlns:mv="urn:schemas-microsoft-com:mac:vml" xmlns:o="urn:schemas-microsoft-com:office:office" xmlns:r="http://schemas.openxmlformats.org/officeDocument/2006/relationships" xmlns:v="urn:schemas-microsoft-com:vml" xmlns:w10="urn:schemas-microsoft-com:office:word" xmlns:w14="http://schemas.microsoft.com/office/word/2010/wordml" xmlns:w="http://schemas.openxmlformats.org/wordprocessingml/2006/main" xmlns:wne="http://schemas.microsoft.com/office/word/2006/wordml" xmlns:wp14="http://schemas.microsoft.com/office/word/2010/wordprocessingDrawing" xmlns:wp="http://schemas.openxmlformats.org/drawingml/2006/wordprocessingDrawing" xmlns:wpc="http://schemas.microsoft.com/office/word/2010/wordprocessingCanvas" xmlns:wpg="http://schemas.microsoft.com/office/word/2010/wordprocessingGroup" xmlns:wpi="http://schemas.microsoft.com/office/word/2010/wordprocessingInk" xmlns:wps="http://schemas.microsoft.com/office/word/2010/wordprocessingShape" mc:Ignorable="w14 wp14">
+  <w:p>
+    <w:pPr>
+      <w:pStyle w:val="Header"/>
+    </w:pPr>
+  </w:p>
+</w:hdr>
 </file>
 
 <file path=word/numbering.xml><?xml version="1.0" encoding="utf-8"?>

--- a/examples/Lettre-de-mission.docx
+++ b/examples/Lettre-de-mission.docx
@@ -57,7 +57,7 @@
     </w:p>
     <w:p>
       <w:r>
-        <w:t>Une revue préliminaire des données ESG de Acme Industries aboutit à un score global de 66/100 (échelle interne indicative), pour une maturité ESG évaluée comme structurée (2/5). Au regard des exigences CSRD/VSME applicables au marché PME/ETI, cette revue identifie 2 écart(s) de couverture à traiter.</w:t>
+        <w:t>Une revue préliminaire des données ESG de Acme Industries aboutit à un score global de 70/100 (échelle interne indicative), pour une maturité ESG évaluée comme structurée (2/5). Au regard des exigences CSRD/VSME applicables au marché PME/ETI, cette revue identifie 1 écart(s) de couverture à traiter.</w:t>
       </w:r>
     </w:p>
     <w:tbl>
@@ -160,49 +160,6 @@
                 <w:sz w:val="18"/>
               </w:rPr>
               <w:t>Aucune assurance externe à date</w:t>
-            </w:r>
-          </w:p>
-        </w:tc>
-      </w:tr>
-      <w:tr>
-        <w:tc>
-          <w:tcPr>
-            <w:tcW w:type="dxa" w:w="3135"/>
-          </w:tcPr>
-          <w:p>
-            <w:r>
-              <w:rPr>
-                <w:sz w:val="18"/>
-              </w:rPr>
-              <w:t>Indépendance du conseil (AFEP-MEDEF, appliquer ou expliquer)</w:t>
-            </w:r>
-          </w:p>
-        </w:tc>
-        <w:tc>
-          <w:tcPr>
-            <w:tcW w:type="dxa" w:w="3135"/>
-          </w:tcPr>
-          <w:p>
-            <w:r>
-              <w:rPr>
-                <w:b/>
-                <w:color w:val="D97706"/>
-                <w:sz w:val="18"/>
-              </w:rPr>
-              <w:t>Sous le seuil</w:t>
-            </w:r>
-          </w:p>
-        </w:tc>
-        <w:tc>
-          <w:tcPr>
-            <w:tcW w:type="dxa" w:w="3135"/>
-          </w:tcPr>
-          <w:p>
-            <w:r>
-              <w:rPr>
-                <w:sz w:val="18"/>
-              </w:rPr>
-              <w:t>45 % d'administrateurs indépendants</w:t>
             </w:r>
           </w:p>
         </w:tc>

--- a/examples/Lettre-de-mission.docx
+++ b/examples/Lettre-de-mission.docx
@@ -57,7 +57,7 @@
     </w:p>
     <w:p>
       <w:r>
-        <w:t>Une revue préliminaire des données ESG de Acme Industries aboutit à un score global de 70/100 (échelle interne indicative), pour une maturité ESG évaluée comme structurée (2/5). Au regard des exigences CSRD/VSME applicables au marché PME/ETI, cette revue identifie 1 écart(s) de couverture à traiter.</w:t>
+        <w:t>Une revue préliminaire des données ESG de Acme Industries aboutit à un score global de 70/100 (échelle interne indicative), pour une maturité ESG évaluée comme structurée (3/5). Au regard des référentiels ESRS et VSME, cette revue identifie 1 écart(s) de couverture à traiter.</w:t>
       </w:r>
     </w:p>
     <w:tbl>

--- a/examples/Lettre-de-mission.docx
+++ b/examples/Lettre-de-mission.docx
@@ -307,7 +307,7 @@
         <w:rPr>
           <w:sz w:val="20"/>
         </w:rPr>
-        <w:t>Augmenter la part d'énergie renouvelable à 50 %</w:t>
+        <w:t>Atteindre la cible de 60 % d'énergie renouvelable fixée pour 2030</w:t>
       </w:r>
     </w:p>
     <w:p>

--- a/examples/Lettre-de-mission.docx
+++ b/examples/Lettre-de-mission.docx
@@ -57,7 +57,7 @@
     </w:p>
     <w:p>
       <w:r>
-        <w:t>Une revue préliminaire des données ESG de Acme Industries aboutit à un score global de 70/100 (échelle interne indicative), pour une maturité ESG évaluée comme structurée (2/5). Au regard des exigences CSRD/VSME applicables au marché PME/ETI, cette revue identifie 1 écart(s) de couverture à traiter.</w:t>
+        <w:t>Une revue préliminaire des données ESG de Acme Industries aboutit à un score global de 70/100 (échelle interne indicative), pour une maturité ESG évaluée comme structurée (3/5). Au regard des référentiels ESRS et VSME, cette revue identifie 1 écart(s) de couverture à traiter.</w:t>
       </w:r>
     </w:p>
     <w:tbl>
@@ -307,7 +307,7 @@
         <w:rPr>
           <w:sz w:val="20"/>
         </w:rPr>
-        <w:t>Augmenter la part d'énergie renouvelable à 50 %</w:t>
+        <w:t>Atteindre la cible de 60 % d'énergie renouvelable fixée pour 2030</w:t>
       </w:r>
     </w:p>
     <w:p>
